--- a/products-storage/07-uderzhaniya-shtrafy-zachety/09-sravnitelnaya-tablica.docx
+++ b/products-storage/07-uderzhaniya-shtrafy-zachety/09-sravnitelnaya-tablica.docx
@@ -463,8 +463,6 @@
     <w:p>
       <w:r>
         <w:br/>
-        <w:t>Стоимость полного комплекта: 19 900 - 24 900 ₽</w:t>
-        <w:br/>
         <w:t>Стоимость одного неоспоренного штрафа: от 100 000 ₽ до нескольких миллионов.</w:t>
         <w:br/>
         <w:t>Окупаемость: с первого же спорного случая.</w:t>
